--- a/docs/relatorio-executivo.docx
+++ b/docs/relatorio-executivo.docx
@@ -48,7 +48,7 @@
           <w:color w:val="595959"/>
           <w:sz w:val="17"/>
         </w:rPr>
-        <w:t>Norte do Tocantins  ·  Horizonte set/2026 – ago/2027  ·  Emissão 12/09/2026</w:t>
+        <w:t>Norte do Tocantins  ·  Horizonte set/2026 – ago/2027  ·  Emissão 15/09/2026</w:t>
       </w:r>
     </w:p>
     <w:p>
@@ -179,7 +179,7 @@
           <w:color w:val="000000"/>
           <w:sz w:val="19"/>
         </w:rPr>
-        <w:t xml:space="preserve"> da média histórica de 1.714 mm (1981–2025), com 89,4% de probabilidade de ano seco. O núcleo chuvoso de dezembro a março permanece operacionalmente viável, com volumes </w:t>
+        <w:t xml:space="preserve"> da média histórica de 1.714 mm (1981–2025), com 88,8% de probabilidade de ano seco. O núcleo chuvoso de dezembro a março permanece operacionalmente viável, com volumes </w:t>
       </w:r>
       <w:r>
         <w:rPr>
@@ -675,7 +675,7 @@
                 <w:color w:val="A8322C"/>
                 <w:sz w:val="17"/>
               </w:rPr>
-              <w:t>89,4%</w:t>
+              <w:t>88,8%</w:t>
             </w:r>
           </w:p>
         </w:tc>
@@ -810,7 +810,7 @@
                 <w:color w:val="000000"/>
                 <w:sz w:val="17"/>
               </w:rPr>
-              <w:t>77,1%</w:t>
+              <w:t>76,2%</w:t>
             </w:r>
           </w:p>
         </w:tc>
@@ -947,7 +947,7 @@
                 <w:color w:val="000000"/>
                 <w:sz w:val="17"/>
               </w:rPr>
-              <w:t>63,6%</w:t>
+              <w:t>64,2%</w:t>
             </w:r>
           </w:p>
         </w:tc>
@@ -1082,7 +1082,7 @@
                 <w:color w:val="000000"/>
                 <w:sz w:val="17"/>
               </w:rPr>
-              <w:t>45,9%</w:t>
+              <w:t>45,0%</w:t>
             </w:r>
           </w:p>
         </w:tc>
@@ -1219,7 +1219,7 @@
                 <w:color w:val="000000"/>
                 <w:sz w:val="17"/>
               </w:rPr>
-              <w:t>26,1%</w:t>
+              <w:t>25,9%</w:t>
             </w:r>
           </w:p>
         </w:tc>
@@ -2137,7 +2137,7 @@
           <w:color w:val="000000"/>
           <w:sz w:val="19"/>
         </w:rPr>
-        <w:t>Uma reclassificação do evento para El Niño moderado altera a projeção de 1.287 mm para 1.360 mm e a probabilidade de ano seco de 89,4% para 77,1%, o que redefine a postura da janela de transição.</w:t>
+        <w:t>Uma reclassificação do evento para El Niño moderado altera a projeção de 1.287 mm para 1.360 mm e a probabilidade de ano seco de 88,8% para 76,2%, o que redefine a postura da janela de transição.</w:t>
       </w:r>
     </w:p>
     <w:p>
@@ -2312,7 +2312,7 @@
           <w:color w:val="595959"/>
           <w:sz w:val="15"/>
         </w:rPr>
-        <w:t>Fontes: NOAA/CPC · IRI Columbia · NASA MERRA-2 · ECMWF ERA5-Land (Open-Meteo) · rede de estações Sinobras Florestal. Cenário central classificado pelo pico projetado do Niño 3.4 (2,70 °C). Documento gerado automaticamente em 12/09/2026.</w:t>
+        <w:t>Fontes: NOAA/CPC · IRI Columbia · NASA MERRA-2 · ECMWF ERA5-Land (Open-Meteo) · rede de estações Sinobras Florestal. Cenário central classificado pelo pico projetado do Niño 3.4 (2,70 °C). Documento gerado automaticamente em 15/09/2026.</w:t>
       </w:r>
     </w:p>
     <w:sectPr>

--- a/docs/relatorio-executivo.docx
+++ b/docs/relatorio-executivo.docx
@@ -48,7 +48,7 @@
           <w:color w:val="595959"/>
           <w:sz w:val="17"/>
         </w:rPr>
-        <w:t>Norte do Tocantins  ·  Horizonte set/2026 – ago/2027  ·  Emissão 15/09/2026</w:t>
+        <w:t>Norte do Tocantins  ·  Horizonte set/2026 – ago/2027  ·  Emissão 21/09/2026</w:t>
       </w:r>
     </w:p>
     <w:p>
@@ -179,7 +179,7 @@
           <w:color w:val="000000"/>
           <w:sz w:val="19"/>
         </w:rPr>
-        <w:t xml:space="preserve"> da média histórica de 1.714 mm (1981–2025), com 88,8% de probabilidade de ano seco. O núcleo chuvoso de dezembro a março permanece operacionalmente viável, com volumes </w:t>
+        <w:t xml:space="preserve"> da média histórica de 1.714 mm (1981–2025), com 88,1% de probabilidade de ano seco. O núcleo chuvoso de dezembro a março permanece operacionalmente viável, com volumes </w:t>
       </w:r>
       <w:r>
         <w:rPr>
@@ -675,7 +675,7 @@
                 <w:color w:val="A8322C"/>
                 <w:sz w:val="17"/>
               </w:rPr>
-              <w:t>88,8%</w:t>
+              <w:t>88,1%</w:t>
             </w:r>
           </w:p>
         </w:tc>
@@ -810,7 +810,7 @@
                 <w:color w:val="000000"/>
                 <w:sz w:val="17"/>
               </w:rPr>
-              <w:t>76,2%</w:t>
+              <w:t>77,5%</w:t>
             </w:r>
           </w:p>
         </w:tc>
@@ -1082,7 +1082,7 @@
                 <w:color w:val="000000"/>
                 <w:sz w:val="17"/>
               </w:rPr>
-              <w:t>45,0%</w:t>
+              <w:t>45,5%</w:t>
             </w:r>
           </w:p>
         </w:tc>
@@ -1219,7 +1219,7 @@
                 <w:color w:val="000000"/>
                 <w:sz w:val="17"/>
               </w:rPr>
-              <w:t>25,9%</w:t>
+              <w:t>26,2%</w:t>
             </w:r>
           </w:p>
         </w:tc>
@@ -2137,7 +2137,7 @@
           <w:color w:val="000000"/>
           <w:sz w:val="19"/>
         </w:rPr>
-        <w:t>Uma reclassificação do evento para El Niño moderado altera a projeção de 1.287 mm para 1.360 mm e a probabilidade de ano seco de 88,8% para 76,2%, o que redefine a postura da janela de transição.</w:t>
+        <w:t>Uma reclassificação do evento para El Niño moderado altera a projeção de 1.287 mm para 1.360 mm e a probabilidade de ano seco de 88,1% para 77,5%, o que redefine a postura da janela de transição.</w:t>
       </w:r>
     </w:p>
     <w:p>
@@ -2312,7 +2312,7 @@
           <w:color w:val="595959"/>
           <w:sz w:val="15"/>
         </w:rPr>
-        <w:t>Fontes: NOAA/CPC · IRI Columbia · NASA MERRA-2 · ECMWF ERA5-Land (Open-Meteo) · rede de estações Sinobras Florestal. Cenário central classificado pelo pico projetado do Niño 3.4 (2,70 °C). Documento gerado automaticamente em 15/09/2026.</w:t>
+        <w:t>Fontes: NOAA/CPC · IRI Columbia · NASA MERRA-2 · ECMWF ERA5-Land (Open-Meteo) · rede de estações Sinobras Florestal. Cenário central classificado pelo pico projetado do Niño 3.4 (2,70 °C). Documento gerado automaticamente em 21/09/2026.</w:t>
       </w:r>
     </w:p>
     <w:sectPr>

--- a/docs/relatorio-executivo.docx
+++ b/docs/relatorio-executivo.docx
@@ -48,7 +48,7 @@
           <w:color w:val="595959"/>
           <w:sz w:val="17"/>
         </w:rPr>
-        <w:t>Norte do Tocantins  ·  Horizonte set/2026 – ago/2027  ·  Emissão 21/09/2026</w:t>
+        <w:t>Norte do Tocantins  ·  Horizonte set/2026 – ago/2027  ·  Emissão 19/10/2026</w:t>
       </w:r>
     </w:p>
     <w:p>
@@ -233,7 +233,7 @@
           <w:color w:val="A8322C"/>
           <w:sz w:val="19"/>
         </w:rPr>
-        <w:t>+2,70°C (semana 12/ago/2026)</w:t>
+        <w:t>+3,10°C (semana 23/set/2026, CPC wksst9120.for)</w:t>
       </w:r>
       <w:r>
         <w:rPr>
@@ -263,7 +263,7 @@
           <w:color w:val="000000"/>
           <w:sz w:val="19"/>
         </w:rPr>
-        <w:t>+1,51°C (MJJ/2026)</w:t>
+        <w:t>+1,51°C (MJJ/2026, fonte IRI defasada — ver iri_trajetoria_status)</w:t>
       </w:r>
       <w:r>
         <w:rPr>
@@ -299,7 +299,7 @@
           <w:color w:val="000000"/>
           <w:sz w:val="19"/>
         </w:rPr>
-        <w:t xml:space="preserve">CPC (emissão 13/ago/2026): </w:t>
+        <w:t xml:space="preserve">CPC (emissão 8/out/2026): </w:t>
       </w:r>
       <w:r>
         <w:rPr>
@@ -309,7 +309,7 @@
           <w:color w:val="000000"/>
           <w:sz w:val="19"/>
         </w:rPr>
-        <w:t xml:space="preserve">El Niño Advisory — &gt;90% de evento muito forte em 2026-27. </w:t>
+        <w:t xml:space="preserve">El Niño Advisory — forte-a-muito-forte provável até JFM/27 (&gt;83%). </w:t>
       </w:r>
       <w:r>
         <w:rPr>
@@ -319,7 +319,7 @@
           <w:color w:val="000000"/>
           <w:sz w:val="19"/>
         </w:rPr>
-        <w:t xml:space="preserve">IRI (Quick Look ago/2026 (19/ago)): </w:t>
+        <w:t xml:space="preserve">IRI (Quick Look 21/09/2026): </w:t>
       </w:r>
       <w:r>
         <w:rPr>
@@ -329,7 +329,27 @@
           <w:color w:val="000000"/>
           <w:sz w:val="19"/>
         </w:rPr>
-        <w:t xml:space="preserve">probabilidade de até 100% nos trimestres da estação chuvosa. A maior divergência entre os dois centros no horizonte é de 3 pontos percentuais. </w:t>
+        <w:t xml:space="preserve">probabilidade de até 100% nos trimestres da estação chuvosa. </w:t>
+      </w:r>
+      <w:r>
+        <w:rPr>
+          <w:rFonts w:ascii="Calibri" w:hAnsi="Calibri"/>
+          <w:b w:val="0"/>
+          <w:i w:val="0"/>
+          <w:color w:val="000000"/>
+          <w:sz w:val="19"/>
+        </w:rPr>
+        <w:t xml:space="preserve">A maior divergência entre os dois centros no horizonte é de 45 pontos percentuais, em AMJ/27. </w:t>
+      </w:r>
+      <w:r>
+        <w:rPr>
+          <w:rFonts w:ascii="Calibri" w:hAnsi="Calibri"/>
+          <w:b w:val="0"/>
+          <w:i w:val="0"/>
+          <w:color w:val="595959"/>
+          <w:sz w:val="17"/>
+        </w:rPr>
+        <w:t xml:space="preserve">Nota: a comparação usa fontes de emissões diferentes — CPC (out/2026) e IRI (21/09/2026) — não são o mesmo ciclo de publicação. </w:t>
       </w:r>
       <w:r>
         <w:rPr>
@@ -2127,7 +2147,7 @@
           <w:color w:val="000000"/>
           <w:sz w:val="19"/>
         </w:rPr>
-        <w:t xml:space="preserve">O dashboard é reprocessado automaticamente com os dados do mês anterior e os índices oceânicos atualizados (próxima atualização: 21/set/2026). </w:t>
+        <w:t xml:space="preserve">O dashboard é reprocessado automaticamente com os dados do mês anterior e os índices oceânicos atualizados (próxima atualização: 21/out/2026). </w:t>
       </w:r>
       <w:r>
         <w:rPr>
@@ -2312,7 +2332,7 @@
           <w:color w:val="595959"/>
           <w:sz w:val="15"/>
         </w:rPr>
-        <w:t>Fontes: NOAA/CPC · IRI Columbia · NASA MERRA-2 · ECMWF ERA5-Land (Open-Meteo) · rede de estações Sinobras Florestal. Cenário central classificado pelo pico projetado do Niño 3.4 (2,70 °C). Documento gerado automaticamente em 21/09/2026.</w:t>
+        <w:t>Fontes: NOAA/CPC · IRI Columbia · NASA MERRA-2 · ECMWF ERA5-Land (Open-Meteo) · rede de estações Sinobras Florestal. Cenário central classificado pelo pico projetado do Niño 3.4 (2,70 °C). Documento gerado automaticamente em 19/10/2026.</w:t>
       </w:r>
     </w:p>
     <w:sectPr>

--- a/docs/relatorio-executivo.docx
+++ b/docs/relatorio-executivo.docx
@@ -113,7 +113,7 @@
           <w:color w:val="000000"/>
           <w:sz w:val="19"/>
         </w:rPr>
-        <w:t xml:space="preserve">CPC e IRI convergem em probabilidade de até 100% e 100%, respectivamente, para a persistência do evento ao longo da estação chuvosa. </w:t>
+        <w:t xml:space="preserve">CPC (tabela de probabilidades, emissão out/2026) e IRI (Quick Look, emissão 21/09/2026) convergem em probabilidade de até 100% e 100%, respectivamente, para a persistência do evento ao longo da estação chuvosa. </w:t>
       </w:r>
       <w:r>
         <w:rPr>
